--- a/tests/fixtures/uploads/complex/fields.docx
+++ b/tests/fixtures/uploads/complex/fields.docx
@@ -1,20 +1,23 @@
 
-<file path=word/document.xml><?xml version="1.0" encoding="utf-8"?>
+<file path=word/document.xml><?xml version="1.0" encoding="UTF-8" standalone="yes"?>
 <w:document xmlns:w="http://schemas.openxmlformats.org/wordprocessingml/2006/main">
   <w:body>
     <w:p>
       <w:r>
-        <w:fldSimple w:instr="HYPERLINK \&quot;https://example.com\&quot;">
-          <w:r>
-            <w:t>Link text</w:t>
-          </w:r>
-        </w:fldSimple>
+        <w:t>Current date: </w:t>
       </w:r>
+      <w:fldSimple w:instr="DATE">
+        <w:r>
+          <w:t>21-Sep-25</w:t>
+        </w:r>
+      </w:fldSimple>
     </w:p>
     <w:p>
-      <w:r>
-        <w:t>Normal text.</w:t>
-      </w:r>
+      <w:fldSimple w:instr="HYPERLINK "https://example.com"">
+        <w:r>
+          <w:t>Link text</w:t>
+        </w:r>
+      </w:fldSimple>
     </w:p>
   </w:body>
 </w:document>
